--- a/doc/deliverable/Week 3.docx
+++ b/doc/deliverable/Week 3.docx
@@ -582,19 +582,50 @@
                 <w14:ligatures w14:val="none"/>
               </w:rPr>
             </w:pPr>
-            <w:proofErr w:type="spellStart"/>
-            <w:r>
-              <w:rPr>
-                <w:rFonts w:ascii="Arial" w:eastAsia="Times New Roman" w:hAnsi="Arial" w:cs="Arial"/>
-                <w:color w:val="000000"/>
-                <w:kern w:val="0"/>
-                <w:sz w:val="20"/>
-                <w:szCs w:val="20"/>
-                <w14:ligatures w14:val="none"/>
-              </w:rPr>
-              <w:t>case_id</w:t>
-            </w:r>
-            <w:proofErr w:type="spellEnd"/>
+            <w:r>
+              <w:rPr>
+                <w:rFonts w:ascii="Arial" w:eastAsia="Times New Roman" w:hAnsi="Arial" w:cs="Arial"/>
+                <w:color w:val="000000"/>
+                <w:kern w:val="0"/>
+                <w:sz w:val="20"/>
+                <w:szCs w:val="20"/>
+                <w14:ligatures w14:val="none"/>
+              </w:rPr>
+              <w:t>C</w:t>
+            </w:r>
+            <w:r>
+              <w:rPr>
+                <w:rFonts w:ascii="Arial" w:eastAsia="Times New Roman" w:hAnsi="Arial" w:cs="Arial"/>
+                <w:color w:val="000000"/>
+                <w:kern w:val="0"/>
+                <w:sz w:val="20"/>
+                <w:szCs w:val="20"/>
+                <w14:ligatures w14:val="none"/>
+              </w:rPr>
+              <w:t>ase</w:t>
+            </w:r>
+            <w:r>
+              <w:rPr>
+                <w:rFonts w:ascii="Arial" w:eastAsia="Times New Roman" w:hAnsi="Arial" w:cs="Arial"/>
+                <w:color w:val="000000"/>
+                <w:kern w:val="0"/>
+                <w:sz w:val="20"/>
+                <w:szCs w:val="20"/>
+                <w14:ligatures w14:val="none"/>
+              </w:rPr>
+              <w:t xml:space="preserve"> I</w:t>
+            </w:r>
+            <w:r>
+              <w:rPr>
+                <w:rFonts w:ascii="Arial" w:eastAsia="Times New Roman" w:hAnsi="Arial" w:cs="Arial"/>
+                <w:color w:val="000000"/>
+                <w:kern w:val="0"/>
+                <w:sz w:val="20"/>
+                <w:szCs w:val="20"/>
+                <w14:ligatures w14:val="none"/>
+              </w:rPr>
+              <w:t>d</w:t>
+            </w:r>
           </w:p>
         </w:tc>
         <w:tc>
@@ -627,7 +658,85 @@
                 <w:szCs w:val="20"/>
                 <w14:ligatures w14:val="none"/>
               </w:rPr>
-              <w:t>surface_area_cm2</w:t>
+              <w:t>S</w:t>
+            </w:r>
+            <w:r>
+              <w:rPr>
+                <w:rFonts w:ascii="Arial" w:eastAsia="Times New Roman" w:hAnsi="Arial" w:cs="Arial"/>
+                <w:color w:val="000000"/>
+                <w:kern w:val="0"/>
+                <w:sz w:val="20"/>
+                <w:szCs w:val="20"/>
+                <w14:ligatures w14:val="none"/>
+              </w:rPr>
+              <w:t>urface</w:t>
+            </w:r>
+            <w:r>
+              <w:rPr>
+                <w:rFonts w:ascii="Arial" w:eastAsia="Times New Roman" w:hAnsi="Arial" w:cs="Arial"/>
+                <w:color w:val="000000"/>
+                <w:kern w:val="0"/>
+                <w:sz w:val="20"/>
+                <w:szCs w:val="20"/>
+                <w14:ligatures w14:val="none"/>
+              </w:rPr>
+              <w:t xml:space="preserve"> A</w:t>
+            </w:r>
+            <w:r>
+              <w:rPr>
+                <w:rFonts w:ascii="Arial" w:eastAsia="Times New Roman" w:hAnsi="Arial" w:cs="Arial"/>
+                <w:color w:val="000000"/>
+                <w:kern w:val="0"/>
+                <w:sz w:val="20"/>
+                <w:szCs w:val="20"/>
+                <w14:ligatures w14:val="none"/>
+              </w:rPr>
+              <w:t>rea</w:t>
+            </w:r>
+            <w:r>
+              <w:rPr>
+                <w:rFonts w:ascii="Arial" w:eastAsia="Times New Roman" w:hAnsi="Arial" w:cs="Arial"/>
+                <w:color w:val="000000"/>
+                <w:kern w:val="0"/>
+                <w:sz w:val="20"/>
+                <w:szCs w:val="20"/>
+                <w14:ligatures w14:val="none"/>
+              </w:rPr>
+              <w:t xml:space="preserve"> (</w:t>
+            </w:r>
+            <w:r>
+              <w:rPr>
+                <w:rFonts w:ascii="Arial" w:eastAsia="Times New Roman" w:hAnsi="Arial" w:cs="Arial"/>
+                <w:color w:val="000000"/>
+                <w:kern w:val="0"/>
+                <w:sz w:val="20"/>
+                <w:szCs w:val="20"/>
+                <w14:ligatures w14:val="none"/>
+              </w:rPr>
+              <w:t>cm</w:t>
+            </w:r>
+            <w:r>
+              <w:rPr>
+                <w:rFonts w:ascii="Arial" w:eastAsia="Times New Roman" w:hAnsi="Arial" w:cs="Arial"/>
+                <w:color w:val="000000"/>
+                <w:kern w:val="0"/>
+                <w:sz w:val="20"/>
+                <w:szCs w:val="20"/>
+                <w:vertAlign w:val="superscript"/>
+                <w14:ligatures w14:val="none"/>
+              </w:rPr>
+              <w:t>2</w:t>
+            </w:r>
+            <w:r>
+              <w:rPr>
+                <w:rFonts w:ascii="Arial" w:eastAsia="Times New Roman" w:hAnsi="Arial" w:cs="Arial"/>
+                <w:color w:val="000000"/>
+                <w:kern w:val="0"/>
+                <w:sz w:val="20"/>
+                <w:szCs w:val="20"/>
+                <w14:ligatures w14:val="none"/>
+              </w:rPr>
+              <w:t>)</w:t>
             </w:r>
           </w:p>
         </w:tc>
@@ -661,16 +770,20 @@
                 <w:szCs w:val="20"/>
                 <w14:ligatures w14:val="none"/>
               </w:rPr>
-              <w:t>volume_cm3</w:t>
-            </w:r>
-          </w:p>
-        </w:tc>
-        <w:tc>
-          <w:tcPr>
-            <w:tcW w:w="1398" w:type="dxa"/>
-            <w:noWrap/>
-            <w:hideMark/>
-          </w:tcPr>
+              <w:t>V</w:t>
+            </w:r>
+            <w:r>
+              <w:rPr>
+                <w:rFonts w:ascii="Arial" w:eastAsia="Times New Roman" w:hAnsi="Arial" w:cs="Arial"/>
+                <w:color w:val="000000"/>
+                <w:kern w:val="0"/>
+                <w:sz w:val="20"/>
+                <w:szCs w:val="20"/>
+                <w14:ligatures w14:val="none"/>
+              </w:rPr>
+              <w:t>olume</w:t>
+            </w:r>
+          </w:p>
           <w:p>
             <w:pPr>
               <w:jc w:val="center"/>
@@ -695,13 +808,47 @@
                 <w:szCs w:val="20"/>
                 <w14:ligatures w14:val="none"/>
               </w:rPr>
-              <w:t>elongation</w:t>
-            </w:r>
-          </w:p>
-        </w:tc>
-        <w:tc>
-          <w:tcPr>
-            <w:tcW w:w="2040" w:type="dxa"/>
+              <w:t>(</w:t>
+            </w:r>
+            <w:r>
+              <w:rPr>
+                <w:rFonts w:ascii="Arial" w:eastAsia="Times New Roman" w:hAnsi="Arial" w:cs="Arial"/>
+                <w:color w:val="000000"/>
+                <w:kern w:val="0"/>
+                <w:sz w:val="20"/>
+                <w:szCs w:val="20"/>
+                <w14:ligatures w14:val="none"/>
+              </w:rPr>
+              <w:t>cm</w:t>
+            </w:r>
+            <w:r>
+              <w:rPr>
+                <w:rFonts w:ascii="Arial" w:eastAsia="Times New Roman" w:hAnsi="Arial" w:cs="Arial"/>
+                <w:color w:val="000000"/>
+                <w:kern w:val="0"/>
+                <w:sz w:val="20"/>
+                <w:szCs w:val="20"/>
+                <w:vertAlign w:val="superscript"/>
+                <w14:ligatures w14:val="none"/>
+              </w:rPr>
+              <w:t>3</w:t>
+            </w:r>
+            <w:r>
+              <w:rPr>
+                <w:rFonts w:ascii="Arial" w:eastAsia="Times New Roman" w:hAnsi="Arial" w:cs="Arial"/>
+                <w:color w:val="000000"/>
+                <w:kern w:val="0"/>
+                <w:sz w:val="20"/>
+                <w:szCs w:val="20"/>
+                <w14:ligatures w14:val="none"/>
+              </w:rPr>
+              <w:t>)</w:t>
+            </w:r>
+          </w:p>
+        </w:tc>
+        <w:tc>
+          <w:tcPr>
+            <w:tcW w:w="1398" w:type="dxa"/>
             <w:noWrap/>
             <w:hideMark/>
           </w:tcPr>
@@ -729,13 +876,24 @@
                 <w:szCs w:val="20"/>
                 <w14:ligatures w14:val="none"/>
               </w:rPr>
-              <w:t>sphericity</w:t>
-            </w:r>
-          </w:p>
-        </w:tc>
-        <w:tc>
-          <w:tcPr>
-            <w:tcW w:w="2039" w:type="dxa"/>
+              <w:t>E</w:t>
+            </w:r>
+            <w:r>
+              <w:rPr>
+                <w:rFonts w:ascii="Arial" w:eastAsia="Times New Roman" w:hAnsi="Arial" w:cs="Arial"/>
+                <w:color w:val="000000"/>
+                <w:kern w:val="0"/>
+                <w:sz w:val="20"/>
+                <w:szCs w:val="20"/>
+                <w14:ligatures w14:val="none"/>
+              </w:rPr>
+              <w:t>longation</w:t>
+            </w:r>
+          </w:p>
+        </w:tc>
+        <w:tc>
+          <w:tcPr>
+            <w:tcW w:w="2040" w:type="dxa"/>
             <w:noWrap/>
             <w:hideMark/>
           </w:tcPr>
@@ -763,13 +921,24 @@
                 <w:szCs w:val="20"/>
                 <w14:ligatures w14:val="none"/>
               </w:rPr>
-              <w:t>compactness</w:t>
-            </w:r>
-          </w:p>
-        </w:tc>
-        <w:tc>
-          <w:tcPr>
-            <w:tcW w:w="1772" w:type="dxa"/>
+              <w:t>S</w:t>
+            </w:r>
+            <w:r>
+              <w:rPr>
+                <w:rFonts w:ascii="Arial" w:eastAsia="Times New Roman" w:hAnsi="Arial" w:cs="Arial"/>
+                <w:color w:val="000000"/>
+                <w:kern w:val="0"/>
+                <w:sz w:val="20"/>
+                <w:szCs w:val="20"/>
+                <w14:ligatures w14:val="none"/>
+              </w:rPr>
+              <w:t>phericity</w:t>
+            </w:r>
+          </w:p>
+        </w:tc>
+        <w:tc>
+          <w:tcPr>
+            <w:tcW w:w="2039" w:type="dxa"/>
             <w:noWrap/>
             <w:hideMark/>
           </w:tcPr>
@@ -788,24 +957,33 @@
                 <w14:ligatures w14:val="none"/>
               </w:rPr>
             </w:pPr>
-            <w:proofErr w:type="spellStart"/>
-            <w:r>
-              <w:rPr>
-                <w:rFonts w:ascii="Arial" w:eastAsia="Times New Roman" w:hAnsi="Arial" w:cs="Arial"/>
-                <w:color w:val="000000"/>
-                <w:kern w:val="0"/>
-                <w:sz w:val="20"/>
-                <w:szCs w:val="20"/>
-                <w14:ligatures w14:val="none"/>
-              </w:rPr>
-              <w:t>height_cm</w:t>
-            </w:r>
-            <w:proofErr w:type="spellEnd"/>
-          </w:p>
-        </w:tc>
-        <w:tc>
-          <w:tcPr>
-            <w:tcW w:w="1161" w:type="dxa"/>
+            <w:r>
+              <w:rPr>
+                <w:rFonts w:ascii="Arial" w:eastAsia="Times New Roman" w:hAnsi="Arial" w:cs="Arial"/>
+                <w:color w:val="000000"/>
+                <w:kern w:val="0"/>
+                <w:sz w:val="20"/>
+                <w:szCs w:val="20"/>
+                <w14:ligatures w14:val="none"/>
+              </w:rPr>
+              <w:t>C</w:t>
+            </w:r>
+            <w:r>
+              <w:rPr>
+                <w:rFonts w:ascii="Arial" w:eastAsia="Times New Roman" w:hAnsi="Arial" w:cs="Arial"/>
+                <w:color w:val="000000"/>
+                <w:kern w:val="0"/>
+                <w:sz w:val="20"/>
+                <w:szCs w:val="20"/>
+                <w14:ligatures w14:val="none"/>
+              </w:rPr>
+              <w:t>ompactness</w:t>
+            </w:r>
+          </w:p>
+        </w:tc>
+        <w:tc>
+          <w:tcPr>
+            <w:tcW w:w="1772" w:type="dxa"/>
             <w:noWrap/>
             <w:hideMark/>
           </w:tcPr>
@@ -824,19 +1002,139 @@
                 <w14:ligatures w14:val="none"/>
               </w:rPr>
             </w:pPr>
-            <w:proofErr w:type="spellStart"/>
-            <w:r>
-              <w:rPr>
-                <w:rFonts w:ascii="Arial" w:eastAsia="Times New Roman" w:hAnsi="Arial" w:cs="Arial"/>
-                <w:color w:val="000000"/>
-                <w:kern w:val="0"/>
-                <w:sz w:val="20"/>
-                <w:szCs w:val="20"/>
-                <w14:ligatures w14:val="none"/>
-              </w:rPr>
-              <w:t>depth_cm</w:t>
-            </w:r>
-            <w:proofErr w:type="spellEnd"/>
+            <w:r>
+              <w:rPr>
+                <w:rFonts w:ascii="Arial" w:eastAsia="Times New Roman" w:hAnsi="Arial" w:cs="Arial"/>
+                <w:color w:val="000000"/>
+                <w:kern w:val="0"/>
+                <w:sz w:val="20"/>
+                <w:szCs w:val="20"/>
+                <w14:ligatures w14:val="none"/>
+              </w:rPr>
+              <w:t>H</w:t>
+            </w:r>
+            <w:r>
+              <w:rPr>
+                <w:rFonts w:ascii="Arial" w:eastAsia="Times New Roman" w:hAnsi="Arial" w:cs="Arial"/>
+                <w:color w:val="000000"/>
+                <w:kern w:val="0"/>
+                <w:sz w:val="20"/>
+                <w:szCs w:val="20"/>
+                <w14:ligatures w14:val="none"/>
+              </w:rPr>
+              <w:t>eight</w:t>
+            </w:r>
+            <w:r>
+              <w:rPr>
+                <w:rFonts w:ascii="Arial" w:eastAsia="Times New Roman" w:hAnsi="Arial" w:cs="Arial"/>
+                <w:color w:val="000000"/>
+                <w:kern w:val="0"/>
+                <w:sz w:val="20"/>
+                <w:szCs w:val="20"/>
+                <w14:ligatures w14:val="none"/>
+              </w:rPr>
+              <w:t xml:space="preserve"> (</w:t>
+            </w:r>
+            <w:r>
+              <w:rPr>
+                <w:rFonts w:ascii="Arial" w:eastAsia="Times New Roman" w:hAnsi="Arial" w:cs="Arial"/>
+                <w:color w:val="000000"/>
+                <w:kern w:val="0"/>
+                <w:sz w:val="20"/>
+                <w:szCs w:val="20"/>
+                <w14:ligatures w14:val="none"/>
+              </w:rPr>
+              <w:t>cm</w:t>
+            </w:r>
+            <w:r>
+              <w:rPr>
+                <w:rFonts w:ascii="Arial" w:eastAsia="Times New Roman" w:hAnsi="Arial" w:cs="Arial"/>
+                <w:color w:val="000000"/>
+                <w:kern w:val="0"/>
+                <w:sz w:val="20"/>
+                <w:szCs w:val="20"/>
+                <w14:ligatures w14:val="none"/>
+              </w:rPr>
+              <w:t>)</w:t>
+            </w:r>
+          </w:p>
+        </w:tc>
+        <w:tc>
+          <w:tcPr>
+            <w:tcW w:w="1161" w:type="dxa"/>
+            <w:noWrap/>
+            <w:hideMark/>
+          </w:tcPr>
+          <w:p>
+            <w:pPr>
+              <w:jc w:val="center"/>
+              <w:cnfStyle w:val="100000000000" w:firstRow="1" w:lastRow="0" w:firstColumn="0" w:lastColumn="0" w:oddVBand="0" w:evenVBand="0" w:oddHBand="0" w:evenHBand="0" w:firstRowFirstColumn="0" w:firstRowLastColumn="0" w:lastRowFirstColumn="0" w:lastRowLastColumn="0"/>
+              <w:rPr>
+                <w:rFonts w:ascii="Arial" w:eastAsia="Times New Roman" w:hAnsi="Arial" w:cs="Arial"/>
+                <w:b w:val="0"/>
+                <w:bCs w:val="0"/>
+                <w:color w:val="000000"/>
+                <w:kern w:val="0"/>
+                <w:sz w:val="20"/>
+                <w:szCs w:val="20"/>
+                <w14:ligatures w14:val="none"/>
+              </w:rPr>
+            </w:pPr>
+            <w:r>
+              <w:rPr>
+                <w:rFonts w:ascii="Arial" w:eastAsia="Times New Roman" w:hAnsi="Arial" w:cs="Arial"/>
+                <w:color w:val="000000"/>
+                <w:kern w:val="0"/>
+                <w:sz w:val="20"/>
+                <w:szCs w:val="20"/>
+                <w14:ligatures w14:val="none"/>
+              </w:rPr>
+              <w:t>D</w:t>
+            </w:r>
+            <w:r>
+              <w:rPr>
+                <w:rFonts w:ascii="Arial" w:eastAsia="Times New Roman" w:hAnsi="Arial" w:cs="Arial"/>
+                <w:color w:val="000000"/>
+                <w:kern w:val="0"/>
+                <w:sz w:val="20"/>
+                <w:szCs w:val="20"/>
+                <w14:ligatures w14:val="none"/>
+              </w:rPr>
+              <w:t>epth</w:t>
+            </w:r>
+            <w:r>
+              <w:rPr>
+                <w:rFonts w:ascii="Arial" w:eastAsia="Times New Roman" w:hAnsi="Arial" w:cs="Arial"/>
+                <w:color w:val="000000"/>
+                <w:kern w:val="0"/>
+                <w:sz w:val="20"/>
+                <w:szCs w:val="20"/>
+                <w14:ligatures w14:val="none"/>
+              </w:rPr>
+              <w:t xml:space="preserve"> (</w:t>
+            </w:r>
+            <w:r>
+              <w:rPr>
+                <w:rFonts w:ascii="Arial" w:eastAsia="Times New Roman" w:hAnsi="Arial" w:cs="Arial"/>
+                <w:color w:val="000000"/>
+                <w:kern w:val="0"/>
+                <w:sz w:val="20"/>
+                <w:szCs w:val="20"/>
+                <w14:ligatures w14:val="none"/>
+              </w:rPr>
+              <w:t>cm</w:t>
+            </w:r>
+            <w:r>
+              <w:rPr>
+                <w:rFonts w:ascii="Arial" w:eastAsia="Times New Roman" w:hAnsi="Arial" w:cs="Arial"/>
+                <w:color w:val="000000"/>
+                <w:kern w:val="0"/>
+                <w:sz w:val="20"/>
+                <w:szCs w:val="20"/>
+                <w14:ligatures w14:val="none"/>
+              </w:rPr>
+              <w:t>)</w:t>
+            </w:r>
           </w:p>
         </w:tc>
       </w:tr>
@@ -2150,7 +2448,7 @@
     <w:tbl>
       <w:tblPr>
         <w:tblStyle w:val="GridTable1Light"/>
-        <w:tblW w:w="13069" w:type="dxa"/>
+        <w:tblW w:w="12759" w:type="dxa"/>
         <w:tblLook w:val="04A0" w:firstRow="1" w:lastRow="0" w:firstColumn="1" w:lastColumn="0" w:noHBand="0" w:noVBand="1"/>
       </w:tblPr>
       <w:tblGrid>
@@ -2159,9 +2457,8 @@
         <w:gridCol w:w="1576"/>
         <w:gridCol w:w="1398"/>
         <w:gridCol w:w="2040"/>
-        <w:gridCol w:w="2039"/>
+        <w:gridCol w:w="2873"/>
         <w:gridCol w:w="1772"/>
-        <w:gridCol w:w="1160"/>
       </w:tblGrid>
       <w:tr>
         <w:trPr>
@@ -2171,7 +2468,7 @@
         <w:tc>
           <w:tcPr>
             <w:cnfStyle w:val="001000000000" w:firstRow="0" w:lastRow="0" w:firstColumn="1" w:lastColumn="0" w:oddVBand="0" w:evenVBand="0" w:oddHBand="0" w:evenHBand="0" w:firstRowFirstColumn="0" w:firstRowLastColumn="0" w:lastRowFirstColumn="0" w:lastRowLastColumn="0"/>
-            <w:tcW w:w="1104" w:type="dxa"/>
+            <w:tcW w:w="1106" w:type="dxa"/>
             <w:noWrap/>
             <w:hideMark/>
           </w:tcPr>
@@ -2188,19 +2485,50 @@
                 <w14:ligatures w14:val="none"/>
               </w:rPr>
             </w:pPr>
-            <w:proofErr w:type="spellStart"/>
-            <w:r>
-              <w:rPr>
-                <w:rFonts w:ascii="Arial" w:eastAsia="Times New Roman" w:hAnsi="Arial" w:cs="Arial"/>
-                <w:color w:val="000000"/>
-                <w:kern w:val="0"/>
-                <w:sz w:val="20"/>
-                <w:szCs w:val="20"/>
-                <w14:ligatures w14:val="none"/>
-              </w:rPr>
-              <w:t>case_id</w:t>
-            </w:r>
-            <w:proofErr w:type="spellEnd"/>
+            <w:r>
+              <w:rPr>
+                <w:rFonts w:ascii="Arial" w:eastAsia="Times New Roman" w:hAnsi="Arial" w:cs="Arial"/>
+                <w:color w:val="000000"/>
+                <w:kern w:val="0"/>
+                <w:sz w:val="20"/>
+                <w:szCs w:val="20"/>
+                <w14:ligatures w14:val="none"/>
+              </w:rPr>
+              <w:t>C</w:t>
+            </w:r>
+            <w:r>
+              <w:rPr>
+                <w:rFonts w:ascii="Arial" w:eastAsia="Times New Roman" w:hAnsi="Arial" w:cs="Arial"/>
+                <w:color w:val="000000"/>
+                <w:kern w:val="0"/>
+                <w:sz w:val="20"/>
+                <w:szCs w:val="20"/>
+                <w14:ligatures w14:val="none"/>
+              </w:rPr>
+              <w:t>ase</w:t>
+            </w:r>
+            <w:r>
+              <w:rPr>
+                <w:rFonts w:ascii="Arial" w:eastAsia="Times New Roman" w:hAnsi="Arial" w:cs="Arial"/>
+                <w:color w:val="000000"/>
+                <w:kern w:val="0"/>
+                <w:sz w:val="20"/>
+                <w:szCs w:val="20"/>
+                <w14:ligatures w14:val="none"/>
+              </w:rPr>
+              <w:t xml:space="preserve"> I</w:t>
+            </w:r>
+            <w:r>
+              <w:rPr>
+                <w:rFonts w:ascii="Arial" w:eastAsia="Times New Roman" w:hAnsi="Arial" w:cs="Arial"/>
+                <w:color w:val="000000"/>
+                <w:kern w:val="0"/>
+                <w:sz w:val="20"/>
+                <w:szCs w:val="20"/>
+                <w14:ligatures w14:val="none"/>
+              </w:rPr>
+              <w:t>d</w:t>
+            </w:r>
           </w:p>
         </w:tc>
         <w:tc>
@@ -2224,19 +2552,50 @@
                 <w14:ligatures w14:val="none"/>
               </w:rPr>
             </w:pPr>
-            <w:proofErr w:type="spellStart"/>
-            <w:r>
-              <w:rPr>
-                <w:rFonts w:ascii="Arial" w:eastAsia="Times New Roman" w:hAnsi="Arial" w:cs="Arial"/>
-                <w:color w:val="000000"/>
-                <w:kern w:val="0"/>
-                <w:sz w:val="20"/>
-                <w:szCs w:val="20"/>
-                <w14:ligatures w14:val="none"/>
-              </w:rPr>
-              <w:t>aspect_ratio</w:t>
-            </w:r>
-            <w:proofErr w:type="spellEnd"/>
+            <w:r>
+              <w:rPr>
+                <w:rFonts w:ascii="Arial" w:eastAsia="Times New Roman" w:hAnsi="Arial" w:cs="Arial"/>
+                <w:color w:val="000000"/>
+                <w:kern w:val="0"/>
+                <w:sz w:val="20"/>
+                <w:szCs w:val="20"/>
+                <w14:ligatures w14:val="none"/>
+              </w:rPr>
+              <w:t>A</w:t>
+            </w:r>
+            <w:r>
+              <w:rPr>
+                <w:rFonts w:ascii="Arial" w:eastAsia="Times New Roman" w:hAnsi="Arial" w:cs="Arial"/>
+                <w:color w:val="000000"/>
+                <w:kern w:val="0"/>
+                <w:sz w:val="20"/>
+                <w:szCs w:val="20"/>
+                <w14:ligatures w14:val="none"/>
+              </w:rPr>
+              <w:t>spect</w:t>
+            </w:r>
+            <w:r>
+              <w:rPr>
+                <w:rFonts w:ascii="Arial" w:eastAsia="Times New Roman" w:hAnsi="Arial" w:cs="Arial"/>
+                <w:color w:val="000000"/>
+                <w:kern w:val="0"/>
+                <w:sz w:val="20"/>
+                <w:szCs w:val="20"/>
+                <w14:ligatures w14:val="none"/>
+              </w:rPr>
+              <w:t xml:space="preserve"> R</w:t>
+            </w:r>
+            <w:r>
+              <w:rPr>
+                <w:rFonts w:ascii="Arial" w:eastAsia="Times New Roman" w:hAnsi="Arial" w:cs="Arial"/>
+                <w:color w:val="000000"/>
+                <w:kern w:val="0"/>
+                <w:sz w:val="20"/>
+                <w:szCs w:val="20"/>
+                <w14:ligatures w14:val="none"/>
+              </w:rPr>
+              <w:t>atio</w:t>
+            </w:r>
           </w:p>
         </w:tc>
         <w:tc>
@@ -2260,19 +2619,61 @@
                 <w14:ligatures w14:val="none"/>
               </w:rPr>
             </w:pPr>
-            <w:proofErr w:type="spellStart"/>
-            <w:r>
-              <w:rPr>
-                <w:rFonts w:ascii="Arial" w:eastAsia="Times New Roman" w:hAnsi="Arial" w:cs="Arial"/>
-                <w:color w:val="000000"/>
-                <w:kern w:val="0"/>
-                <w:sz w:val="20"/>
-                <w:szCs w:val="20"/>
-                <w14:ligatures w14:val="none"/>
-              </w:rPr>
-              <w:t>ap_offset_mm</w:t>
-            </w:r>
-            <w:proofErr w:type="spellEnd"/>
+            <w:r>
+              <w:rPr>
+                <w:rFonts w:ascii="Arial" w:eastAsia="Times New Roman" w:hAnsi="Arial" w:cs="Arial"/>
+                <w:color w:val="000000"/>
+                <w:kern w:val="0"/>
+                <w:sz w:val="20"/>
+                <w:szCs w:val="20"/>
+                <w14:ligatures w14:val="none"/>
+              </w:rPr>
+              <w:t>AP O</w:t>
+            </w:r>
+            <w:r>
+              <w:rPr>
+                <w:rFonts w:ascii="Arial" w:eastAsia="Times New Roman" w:hAnsi="Arial" w:cs="Arial"/>
+                <w:color w:val="000000"/>
+                <w:kern w:val="0"/>
+                <w:sz w:val="20"/>
+                <w:szCs w:val="20"/>
+                <w14:ligatures w14:val="none"/>
+              </w:rPr>
+              <w:t>ffset</w:t>
+            </w:r>
+            <w:r>
+              <w:rPr>
+                <w:rFonts w:ascii="Arial" w:eastAsia="Times New Roman" w:hAnsi="Arial" w:cs="Arial"/>
+                <w:color w:val="000000"/>
+                <w:kern w:val="0"/>
+                <w:sz w:val="20"/>
+                <w:szCs w:val="20"/>
+                <w14:ligatures w14:val="none"/>
+              </w:rPr>
+              <w:t xml:space="preserve"> (</w:t>
+            </w:r>
+            <w:r>
+              <w:rPr>
+                <w:rFonts w:ascii="Arial" w:eastAsia="Times New Roman" w:hAnsi="Arial" w:cs="Arial"/>
+                <w:color w:val="000000"/>
+                <w:kern w:val="0"/>
+                <w:sz w:val="20"/>
+                <w:szCs w:val="20"/>
+                <w14:ligatures w14:val="none"/>
+              </w:rPr>
+              <w:t>mm</w:t>
+            </w:r>
+            <w:r>
+              <w:rPr>
+                <w:rFonts w:ascii="Arial" w:eastAsia="Times New Roman" w:hAnsi="Arial" w:cs="Arial"/>
+                <w:color w:val="000000"/>
+                <w:kern w:val="0"/>
+                <w:sz w:val="20"/>
+                <w:szCs w:val="20"/>
+                <w14:ligatures w14:val="none"/>
+              </w:rPr>
+              <w:t>)</w:t>
+            </w:r>
           </w:p>
         </w:tc>
         <w:tc>
@@ -2296,24 +2697,33 @@
                 <w14:ligatures w14:val="none"/>
               </w:rPr>
             </w:pPr>
-            <w:proofErr w:type="spellStart"/>
-            <w:r>
-              <w:rPr>
-                <w:rFonts w:ascii="Arial" w:eastAsia="Times New Roman" w:hAnsi="Arial" w:cs="Arial"/>
-                <w:color w:val="000000"/>
-                <w:kern w:val="0"/>
-                <w:sz w:val="20"/>
-                <w:szCs w:val="20"/>
-                <w14:ligatures w14:val="none"/>
-              </w:rPr>
-              <w:t>ap_position</w:t>
-            </w:r>
-            <w:proofErr w:type="spellEnd"/>
-          </w:p>
-        </w:tc>
-        <w:tc>
-          <w:tcPr>
-            <w:tcW w:w="2035" w:type="dxa"/>
+            <w:r>
+              <w:rPr>
+                <w:rFonts w:ascii="Arial" w:eastAsia="Times New Roman" w:hAnsi="Arial" w:cs="Arial"/>
+                <w:color w:val="000000"/>
+                <w:kern w:val="0"/>
+                <w:sz w:val="20"/>
+                <w:szCs w:val="20"/>
+                <w14:ligatures w14:val="none"/>
+              </w:rPr>
+              <w:t>AP P</w:t>
+            </w:r>
+            <w:r>
+              <w:rPr>
+                <w:rFonts w:ascii="Arial" w:eastAsia="Times New Roman" w:hAnsi="Arial" w:cs="Arial"/>
+                <w:color w:val="000000"/>
+                <w:kern w:val="0"/>
+                <w:sz w:val="20"/>
+                <w:szCs w:val="20"/>
+                <w14:ligatures w14:val="none"/>
+              </w:rPr>
+              <w:t>osition</w:t>
+            </w:r>
+          </w:p>
+        </w:tc>
+        <w:tc>
+          <w:tcPr>
+            <w:tcW w:w="2040" w:type="dxa"/>
             <w:noWrap/>
             <w:hideMark/>
           </w:tcPr>
@@ -2332,24 +2742,88 @@
                 <w14:ligatures w14:val="none"/>
               </w:rPr>
             </w:pPr>
-            <w:proofErr w:type="spellStart"/>
-            <w:r>
-              <w:rPr>
-                <w:rFonts w:ascii="Arial" w:eastAsia="Times New Roman" w:hAnsi="Arial" w:cs="Arial"/>
-                <w:color w:val="000000"/>
-                <w:kern w:val="0"/>
-                <w:sz w:val="20"/>
-                <w:szCs w:val="20"/>
-                <w14:ligatures w14:val="none"/>
-              </w:rPr>
-              <w:t>vertical_offset_mm</w:t>
-            </w:r>
-            <w:proofErr w:type="spellEnd"/>
-          </w:p>
-        </w:tc>
-        <w:tc>
-          <w:tcPr>
-            <w:tcW w:w="2034" w:type="dxa"/>
+            <w:r>
+              <w:rPr>
+                <w:rFonts w:ascii="Arial" w:eastAsia="Times New Roman" w:hAnsi="Arial" w:cs="Arial"/>
+                <w:color w:val="000000"/>
+                <w:kern w:val="0"/>
+                <w:sz w:val="20"/>
+                <w:szCs w:val="20"/>
+                <w14:ligatures w14:val="none"/>
+              </w:rPr>
+              <w:t>V</w:t>
+            </w:r>
+            <w:r>
+              <w:rPr>
+                <w:rFonts w:ascii="Arial" w:eastAsia="Times New Roman" w:hAnsi="Arial" w:cs="Arial"/>
+                <w:color w:val="000000"/>
+                <w:kern w:val="0"/>
+                <w:sz w:val="20"/>
+                <w:szCs w:val="20"/>
+                <w14:ligatures w14:val="none"/>
+              </w:rPr>
+              <w:t>ertical</w:t>
+            </w:r>
+            <w:r>
+              <w:rPr>
+                <w:rFonts w:ascii="Arial" w:eastAsia="Times New Roman" w:hAnsi="Arial" w:cs="Arial"/>
+                <w:color w:val="000000"/>
+                <w:kern w:val="0"/>
+                <w:sz w:val="20"/>
+                <w:szCs w:val="20"/>
+                <w14:ligatures w14:val="none"/>
+              </w:rPr>
+              <w:t xml:space="preserve"> O</w:t>
+            </w:r>
+            <w:r>
+              <w:rPr>
+                <w:rFonts w:ascii="Arial" w:eastAsia="Times New Roman" w:hAnsi="Arial" w:cs="Arial"/>
+                <w:color w:val="000000"/>
+                <w:kern w:val="0"/>
+                <w:sz w:val="20"/>
+                <w:szCs w:val="20"/>
+                <w14:ligatures w14:val="none"/>
+              </w:rPr>
+              <w:t>ffset</w:t>
+            </w:r>
+            <w:r>
+              <w:rPr>
+                <w:rFonts w:ascii="Arial" w:eastAsia="Times New Roman" w:hAnsi="Arial" w:cs="Arial"/>
+                <w:color w:val="000000"/>
+                <w:kern w:val="0"/>
+                <w:sz w:val="20"/>
+                <w:szCs w:val="20"/>
+                <w14:ligatures w14:val="none"/>
+              </w:rPr>
+              <w:t xml:space="preserve"> (</w:t>
+            </w:r>
+            <w:r>
+              <w:rPr>
+                <w:rFonts w:ascii="Arial" w:eastAsia="Times New Roman" w:hAnsi="Arial" w:cs="Arial"/>
+                <w:color w:val="000000"/>
+                <w:kern w:val="0"/>
+                <w:sz w:val="20"/>
+                <w:szCs w:val="20"/>
+                <w14:ligatures w14:val="none"/>
+              </w:rPr>
+              <w:t>mm</w:t>
+            </w:r>
+            <w:r>
+              <w:rPr>
+                <w:rFonts w:ascii="Arial" w:eastAsia="Times New Roman" w:hAnsi="Arial" w:cs="Arial"/>
+                <w:color w:val="000000"/>
+                <w:kern w:val="0"/>
+                <w:sz w:val="20"/>
+                <w:szCs w:val="20"/>
+                <w14:ligatures w14:val="none"/>
+              </w:rPr>
+              <w:t>)</w:t>
+            </w:r>
+          </w:p>
+        </w:tc>
+        <w:tc>
+          <w:tcPr>
+            <w:tcW w:w="2873" w:type="dxa"/>
             <w:noWrap/>
             <w:hideMark/>
           </w:tcPr>
@@ -2368,27 +2842,51 @@
                 <w14:ligatures w14:val="none"/>
               </w:rPr>
             </w:pPr>
-            <w:proofErr w:type="spellStart"/>
-            <w:r>
-              <w:rPr>
-                <w:rFonts w:ascii="Arial" w:eastAsia="Times New Roman" w:hAnsi="Arial" w:cs="Arial"/>
-                <w:color w:val="000000"/>
-                <w:kern w:val="0"/>
-                <w:sz w:val="20"/>
-                <w:szCs w:val="20"/>
-                <w14:ligatures w14:val="none"/>
-              </w:rPr>
-              <w:t>midline_offset_mm</w:t>
-            </w:r>
-            <w:proofErr w:type="spellEnd"/>
-          </w:p>
-        </w:tc>
-        <w:tc>
-          <w:tcPr>
-            <w:tcW w:w="1768" w:type="dxa"/>
-            <w:noWrap/>
-            <w:hideMark/>
-          </w:tcPr>
+            <w:r>
+              <w:rPr>
+                <w:rFonts w:ascii="Arial" w:eastAsia="Times New Roman" w:hAnsi="Arial" w:cs="Arial"/>
+                <w:color w:val="000000"/>
+                <w:kern w:val="0"/>
+                <w:sz w:val="20"/>
+                <w:szCs w:val="20"/>
+                <w14:ligatures w14:val="none"/>
+              </w:rPr>
+              <w:t>Vertical M</w:t>
+            </w:r>
+            <w:r>
+              <w:rPr>
+                <w:rFonts w:ascii="Arial" w:eastAsia="Times New Roman" w:hAnsi="Arial" w:cs="Arial"/>
+                <w:color w:val="000000"/>
+                <w:kern w:val="0"/>
+                <w:sz w:val="20"/>
+                <w:szCs w:val="20"/>
+                <w14:ligatures w14:val="none"/>
+              </w:rPr>
+              <w:t>idline</w:t>
+            </w:r>
+            <w:r>
+              <w:rPr>
+                <w:rFonts w:ascii="Arial" w:eastAsia="Times New Roman" w:hAnsi="Arial" w:cs="Arial"/>
+                <w:color w:val="000000"/>
+                <w:kern w:val="0"/>
+                <w:sz w:val="20"/>
+                <w:szCs w:val="20"/>
+                <w14:ligatures w14:val="none"/>
+              </w:rPr>
+              <w:t xml:space="preserve"> O</w:t>
+            </w:r>
+            <w:r>
+              <w:rPr>
+                <w:rFonts w:ascii="Arial" w:eastAsia="Times New Roman" w:hAnsi="Arial" w:cs="Arial"/>
+                <w:color w:val="000000"/>
+                <w:kern w:val="0"/>
+                <w:sz w:val="20"/>
+                <w:szCs w:val="20"/>
+                <w14:ligatures w14:val="none"/>
+              </w:rPr>
+              <w:t>ffset</w:t>
+            </w:r>
+          </w:p>
           <w:p>
             <w:pPr>
               <w:jc w:val="center"/>
@@ -2404,24 +2902,44 @@
                 <w14:ligatures w14:val="none"/>
               </w:rPr>
             </w:pPr>
-            <w:proofErr w:type="spellStart"/>
-            <w:r>
-              <w:rPr>
-                <w:rFonts w:ascii="Arial" w:eastAsia="Times New Roman" w:hAnsi="Arial" w:cs="Arial"/>
-                <w:color w:val="000000"/>
-                <w:kern w:val="0"/>
-                <w:sz w:val="20"/>
-                <w:szCs w:val="20"/>
-                <w14:ligatures w14:val="none"/>
-              </w:rPr>
-              <w:t>region_heuristic</w:t>
-            </w:r>
-            <w:proofErr w:type="spellEnd"/>
-          </w:p>
-        </w:tc>
-        <w:tc>
-          <w:tcPr>
-            <w:tcW w:w="1160" w:type="dxa"/>
+            <w:r>
+              <w:rPr>
+                <w:rFonts w:ascii="Arial" w:eastAsia="Times New Roman" w:hAnsi="Arial" w:cs="Arial"/>
+                <w:color w:val="000000"/>
+                <w:kern w:val="0"/>
+                <w:sz w:val="20"/>
+                <w:szCs w:val="20"/>
+                <w14:ligatures w14:val="none"/>
+              </w:rPr>
+              <w:t>(</w:t>
+            </w:r>
+            <w:r>
+              <w:rPr>
+                <w:rFonts w:ascii="Arial" w:eastAsia="Times New Roman" w:hAnsi="Arial" w:cs="Arial"/>
+                <w:color w:val="000000"/>
+                <w:kern w:val="0"/>
+                <w:sz w:val="20"/>
+                <w:szCs w:val="20"/>
+                <w14:ligatures w14:val="none"/>
+              </w:rPr>
+              <w:t>mm</w:t>
+            </w:r>
+            <w:r>
+              <w:rPr>
+                <w:rFonts w:ascii="Arial" w:eastAsia="Times New Roman" w:hAnsi="Arial" w:cs="Arial"/>
+                <w:color w:val="000000"/>
+                <w:kern w:val="0"/>
+                <w:sz w:val="20"/>
+                <w:szCs w:val="20"/>
+                <w14:ligatures w14:val="none"/>
+              </w:rPr>
+              <w:t>)</w:t>
+            </w:r>
+          </w:p>
+        </w:tc>
+        <w:tc>
+          <w:tcPr>
+            <w:tcW w:w="1772" w:type="dxa"/>
             <w:noWrap/>
             <w:hideMark/>
           </w:tcPr>
@@ -2440,6 +2958,28 @@
                 <w14:ligatures w14:val="none"/>
               </w:rPr>
             </w:pPr>
+            <w:r>
+              <w:rPr>
+                <w:rFonts w:ascii="Arial" w:eastAsia="Times New Roman" w:hAnsi="Arial" w:cs="Arial"/>
+                <w:color w:val="000000"/>
+                <w:kern w:val="0"/>
+                <w:sz w:val="20"/>
+                <w:szCs w:val="20"/>
+                <w14:ligatures w14:val="none"/>
+              </w:rPr>
+              <w:t>Heuristic R</w:t>
+            </w:r>
+            <w:r>
+              <w:rPr>
+                <w:rFonts w:ascii="Arial" w:eastAsia="Times New Roman" w:hAnsi="Arial" w:cs="Arial"/>
+                <w:color w:val="000000"/>
+                <w:kern w:val="0"/>
+                <w:sz w:val="20"/>
+                <w:szCs w:val="20"/>
+                <w14:ligatures w14:val="none"/>
+              </w:rPr>
+              <w:t>egion</w:t>
+            </w:r>
           </w:p>
         </w:tc>
       </w:tr>
@@ -2450,7 +2990,7 @@
         <w:tc>
           <w:tcPr>
             <w:cnfStyle w:val="001000000000" w:firstRow="0" w:lastRow="0" w:firstColumn="1" w:lastColumn="0" w:oddVBand="0" w:evenVBand="0" w:oddHBand="0" w:evenHBand="0" w:firstRowFirstColumn="0" w:firstRowLastColumn="0" w:lastRowFirstColumn="0" w:lastRowLastColumn="0"/>
-            <w:tcW w:w="1104" w:type="dxa"/>
+            <w:tcW w:w="1106" w:type="dxa"/>
             <w:noWrap/>
             <w:hideMark/>
           </w:tcPr>
@@ -2579,7 +3119,7 @@
         </w:tc>
         <w:tc>
           <w:tcPr>
-            <w:tcW w:w="2035" w:type="dxa"/>
+            <w:tcW w:w="2040" w:type="dxa"/>
             <w:noWrap/>
             <w:hideMark/>
           </w:tcPr>
@@ -2611,7 +3151,7 @@
         </w:tc>
         <w:tc>
           <w:tcPr>
-            <w:tcW w:w="2034" w:type="dxa"/>
+            <w:tcW w:w="2873" w:type="dxa"/>
             <w:noWrap/>
             <w:hideMark/>
           </w:tcPr>
@@ -2643,7 +3183,7 @@
         </w:tc>
         <w:tc>
           <w:tcPr>
-            <w:tcW w:w="1768" w:type="dxa"/>
+            <w:tcW w:w="1772" w:type="dxa"/>
             <w:noWrap/>
             <w:hideMark/>
           </w:tcPr>
@@ -2671,27 +3211,6 @@
               </w:rPr>
               <w:t>Midline</w:t>
             </w:r>
-          </w:p>
-        </w:tc>
-        <w:tc>
-          <w:tcPr>
-            <w:tcW w:w="1160" w:type="dxa"/>
-            <w:noWrap/>
-            <w:hideMark/>
-          </w:tcPr>
-          <w:p>
-            <w:pPr>
-              <w:jc w:val="center"/>
-              <w:cnfStyle w:val="000000000000" w:firstRow="0" w:lastRow="0" w:firstColumn="0" w:lastColumn="0" w:oddVBand="0" w:evenVBand="0" w:oddHBand="0" w:evenHBand="0" w:firstRowFirstColumn="0" w:firstRowLastColumn="0" w:lastRowFirstColumn="0" w:lastRowLastColumn="0"/>
-              <w:rPr>
-                <w:rFonts w:ascii="Arial" w:eastAsia="Times New Roman" w:hAnsi="Arial" w:cs="Arial"/>
-                <w:color w:val="000000"/>
-                <w:kern w:val="0"/>
-                <w:sz w:val="20"/>
-                <w:szCs w:val="20"/>
-                <w14:ligatures w14:val="none"/>
-              </w:rPr>
-            </w:pPr>
           </w:p>
         </w:tc>
       </w:tr>
@@ -2702,7 +3221,7 @@
         <w:tc>
           <w:tcPr>
             <w:cnfStyle w:val="001000000000" w:firstRow="0" w:lastRow="0" w:firstColumn="1" w:lastColumn="0" w:oddVBand="0" w:evenVBand="0" w:oddHBand="0" w:evenHBand="0" w:firstRowFirstColumn="0" w:firstRowLastColumn="0" w:lastRowFirstColumn="0" w:lastRowLastColumn="0"/>
-            <w:tcW w:w="1104" w:type="dxa"/>
+            <w:tcW w:w="1106" w:type="dxa"/>
             <w:noWrap/>
             <w:hideMark/>
           </w:tcPr>
@@ -2831,7 +3350,7 @@
         </w:tc>
         <w:tc>
           <w:tcPr>
-            <w:tcW w:w="2035" w:type="dxa"/>
+            <w:tcW w:w="2040" w:type="dxa"/>
             <w:noWrap/>
             <w:hideMark/>
           </w:tcPr>
@@ -2863,7 +3382,7 @@
         </w:tc>
         <w:tc>
           <w:tcPr>
-            <w:tcW w:w="2034" w:type="dxa"/>
+            <w:tcW w:w="2873" w:type="dxa"/>
             <w:noWrap/>
             <w:hideMark/>
           </w:tcPr>
@@ -2895,7 +3414,7 @@
         </w:tc>
         <w:tc>
           <w:tcPr>
-            <w:tcW w:w="1768" w:type="dxa"/>
+            <w:tcW w:w="1772" w:type="dxa"/>
             <w:noWrap/>
             <w:hideMark/>
           </w:tcPr>
@@ -2923,27 +3442,6 @@
               </w:rPr>
               <w:t>Midline</w:t>
             </w:r>
-          </w:p>
-        </w:tc>
-        <w:tc>
-          <w:tcPr>
-            <w:tcW w:w="1160" w:type="dxa"/>
-            <w:noWrap/>
-            <w:hideMark/>
-          </w:tcPr>
-          <w:p>
-            <w:pPr>
-              <w:jc w:val="center"/>
-              <w:cnfStyle w:val="000000000000" w:firstRow="0" w:lastRow="0" w:firstColumn="0" w:lastColumn="0" w:oddVBand="0" w:evenVBand="0" w:oddHBand="0" w:evenHBand="0" w:firstRowFirstColumn="0" w:firstRowLastColumn="0" w:lastRowFirstColumn="0" w:lastRowLastColumn="0"/>
-              <w:rPr>
-                <w:rFonts w:ascii="Arial" w:eastAsia="Times New Roman" w:hAnsi="Arial" w:cs="Arial"/>
-                <w:color w:val="000000"/>
-                <w:kern w:val="0"/>
-                <w:sz w:val="20"/>
-                <w:szCs w:val="20"/>
-                <w14:ligatures w14:val="none"/>
-              </w:rPr>
-            </w:pPr>
           </w:p>
         </w:tc>
       </w:tr>
@@ -2954,7 +3452,7 @@
         <w:tc>
           <w:tcPr>
             <w:cnfStyle w:val="001000000000" w:firstRow="0" w:lastRow="0" w:firstColumn="1" w:lastColumn="0" w:oddVBand="0" w:evenVBand="0" w:oddHBand="0" w:evenHBand="0" w:firstRowFirstColumn="0" w:firstRowLastColumn="0" w:lastRowFirstColumn="0" w:lastRowLastColumn="0"/>
-            <w:tcW w:w="1104" w:type="dxa"/>
+            <w:tcW w:w="1106" w:type="dxa"/>
             <w:noWrap/>
             <w:hideMark/>
           </w:tcPr>
@@ -3083,7 +3581,7 @@
         </w:tc>
         <w:tc>
           <w:tcPr>
-            <w:tcW w:w="2035" w:type="dxa"/>
+            <w:tcW w:w="2040" w:type="dxa"/>
             <w:noWrap/>
             <w:hideMark/>
           </w:tcPr>
@@ -3115,7 +3613,7 @@
         </w:tc>
         <w:tc>
           <w:tcPr>
-            <w:tcW w:w="2034" w:type="dxa"/>
+            <w:tcW w:w="2873" w:type="dxa"/>
             <w:noWrap/>
             <w:hideMark/>
           </w:tcPr>
@@ -3147,7 +3645,7 @@
         </w:tc>
         <w:tc>
           <w:tcPr>
-            <w:tcW w:w="1768" w:type="dxa"/>
+            <w:tcW w:w="1772" w:type="dxa"/>
             <w:noWrap/>
             <w:hideMark/>
           </w:tcPr>
@@ -3175,27 +3673,6 @@
               </w:rPr>
               <w:t>Midline</w:t>
             </w:r>
-          </w:p>
-        </w:tc>
-        <w:tc>
-          <w:tcPr>
-            <w:tcW w:w="1160" w:type="dxa"/>
-            <w:noWrap/>
-            <w:hideMark/>
-          </w:tcPr>
-          <w:p>
-            <w:pPr>
-              <w:jc w:val="center"/>
-              <w:cnfStyle w:val="000000000000" w:firstRow="0" w:lastRow="0" w:firstColumn="0" w:lastColumn="0" w:oddVBand="0" w:evenVBand="0" w:oddHBand="0" w:evenHBand="0" w:firstRowFirstColumn="0" w:firstRowLastColumn="0" w:lastRowFirstColumn="0" w:lastRowLastColumn="0"/>
-              <w:rPr>
-                <w:rFonts w:ascii="Arial" w:eastAsia="Times New Roman" w:hAnsi="Arial" w:cs="Arial"/>
-                <w:color w:val="000000"/>
-                <w:kern w:val="0"/>
-                <w:sz w:val="20"/>
-                <w:szCs w:val="20"/>
-                <w14:ligatures w14:val="none"/>
-              </w:rPr>
-            </w:pPr>
           </w:p>
         </w:tc>
       </w:tr>
@@ -3206,7 +3683,7 @@
         <w:tc>
           <w:tcPr>
             <w:cnfStyle w:val="001000000000" w:firstRow="0" w:lastRow="0" w:firstColumn="1" w:lastColumn="0" w:oddVBand="0" w:evenVBand="0" w:oddHBand="0" w:evenHBand="0" w:firstRowFirstColumn="0" w:firstRowLastColumn="0" w:lastRowFirstColumn="0" w:lastRowLastColumn="0"/>
-            <w:tcW w:w="1104" w:type="dxa"/>
+            <w:tcW w:w="1106" w:type="dxa"/>
             <w:noWrap/>
             <w:hideMark/>
           </w:tcPr>
@@ -3335,7 +3812,7 @@
         </w:tc>
         <w:tc>
           <w:tcPr>
-            <w:tcW w:w="2035" w:type="dxa"/>
+            <w:tcW w:w="2040" w:type="dxa"/>
             <w:noWrap/>
             <w:hideMark/>
           </w:tcPr>
@@ -3367,7 +3844,7 @@
         </w:tc>
         <w:tc>
           <w:tcPr>
-            <w:tcW w:w="2034" w:type="dxa"/>
+            <w:tcW w:w="2873" w:type="dxa"/>
             <w:noWrap/>
             <w:hideMark/>
           </w:tcPr>
@@ -3399,7 +3876,7 @@
         </w:tc>
         <w:tc>
           <w:tcPr>
-            <w:tcW w:w="1768" w:type="dxa"/>
+            <w:tcW w:w="1772" w:type="dxa"/>
             <w:noWrap/>
             <w:hideMark/>
           </w:tcPr>
@@ -3427,27 +3904,6 @@
               </w:rPr>
               <w:t>Midline</w:t>
             </w:r>
-          </w:p>
-        </w:tc>
-        <w:tc>
-          <w:tcPr>
-            <w:tcW w:w="1160" w:type="dxa"/>
-            <w:noWrap/>
-            <w:hideMark/>
-          </w:tcPr>
-          <w:p>
-            <w:pPr>
-              <w:jc w:val="center"/>
-              <w:cnfStyle w:val="000000000000" w:firstRow="0" w:lastRow="0" w:firstColumn="0" w:lastColumn="0" w:oddVBand="0" w:evenVBand="0" w:oddHBand="0" w:evenHBand="0" w:firstRowFirstColumn="0" w:firstRowLastColumn="0" w:lastRowFirstColumn="0" w:lastRowLastColumn="0"/>
-              <w:rPr>
-                <w:rFonts w:ascii="Arial" w:eastAsia="Times New Roman" w:hAnsi="Arial" w:cs="Arial"/>
-                <w:color w:val="000000"/>
-                <w:kern w:val="0"/>
-                <w:sz w:val="20"/>
-                <w:szCs w:val="20"/>
-                <w14:ligatures w14:val="none"/>
-              </w:rPr>
-            </w:pPr>
           </w:p>
         </w:tc>
       </w:tr>
@@ -3458,7 +3914,7 @@
         <w:tc>
           <w:tcPr>
             <w:cnfStyle w:val="001000000000" w:firstRow="0" w:lastRow="0" w:firstColumn="1" w:lastColumn="0" w:oddVBand="0" w:evenVBand="0" w:oddHBand="0" w:evenHBand="0" w:firstRowFirstColumn="0" w:firstRowLastColumn="0" w:lastRowFirstColumn="0" w:lastRowLastColumn="0"/>
-            <w:tcW w:w="1104" w:type="dxa"/>
+            <w:tcW w:w="1106" w:type="dxa"/>
             <w:noWrap/>
             <w:hideMark/>
           </w:tcPr>
@@ -3587,7 +4043,7 @@
         </w:tc>
         <w:tc>
           <w:tcPr>
-            <w:tcW w:w="2035" w:type="dxa"/>
+            <w:tcW w:w="2040" w:type="dxa"/>
             <w:noWrap/>
             <w:hideMark/>
           </w:tcPr>
@@ -3619,7 +4075,7 @@
         </w:tc>
         <w:tc>
           <w:tcPr>
-            <w:tcW w:w="2034" w:type="dxa"/>
+            <w:tcW w:w="2873" w:type="dxa"/>
             <w:noWrap/>
             <w:hideMark/>
           </w:tcPr>
@@ -3651,7 +4107,7 @@
         </w:tc>
         <w:tc>
           <w:tcPr>
-            <w:tcW w:w="1768" w:type="dxa"/>
+            <w:tcW w:w="1772" w:type="dxa"/>
             <w:noWrap/>
             <w:hideMark/>
           </w:tcPr>
@@ -3679,27 +4135,6 @@
               </w:rPr>
               <w:t>Midline</w:t>
             </w:r>
-          </w:p>
-        </w:tc>
-        <w:tc>
-          <w:tcPr>
-            <w:tcW w:w="1160" w:type="dxa"/>
-            <w:noWrap/>
-            <w:hideMark/>
-          </w:tcPr>
-          <w:p>
-            <w:pPr>
-              <w:jc w:val="center"/>
-              <w:cnfStyle w:val="000000000000" w:firstRow="0" w:lastRow="0" w:firstColumn="0" w:lastColumn="0" w:oddVBand="0" w:evenVBand="0" w:oddHBand="0" w:evenHBand="0" w:firstRowFirstColumn="0" w:firstRowLastColumn="0" w:lastRowFirstColumn="0" w:lastRowLastColumn="0"/>
-              <w:rPr>
-                <w:rFonts w:ascii="Arial" w:eastAsia="Times New Roman" w:hAnsi="Arial" w:cs="Arial"/>
-                <w:color w:val="000000"/>
-                <w:kern w:val="0"/>
-                <w:sz w:val="20"/>
-                <w:szCs w:val="20"/>
-                <w14:ligatures w14:val="none"/>
-              </w:rPr>
-            </w:pPr>
           </w:p>
         </w:tc>
       </w:tr>
@@ -3748,7 +4183,39 @@
           <w:sz w:val="22"/>
           <w:szCs w:val="22"/>
         </w:rPr>
-        <w:t xml:space="preserve">Imaging Metric computed with </w:t>
+        <w:t xml:space="preserve">Imaging </w:t>
+      </w:r>
+      <w:r>
+        <w:rPr>
+          <w:rFonts w:ascii="Arial" w:hAnsi="Arial" w:cs="Arial"/>
+          <w:sz w:val="22"/>
+          <w:szCs w:val="22"/>
+        </w:rPr>
+        <w:t>m</w:t>
+      </w:r>
+      <w:r>
+        <w:rPr>
+          <w:rFonts w:ascii="Arial" w:hAnsi="Arial" w:cs="Arial"/>
+          <w:sz w:val="22"/>
+          <w:szCs w:val="22"/>
+        </w:rPr>
+        <w:t>etric</w:t>
+      </w:r>
+      <w:r>
+        <w:rPr>
+          <w:rFonts w:ascii="Arial" w:hAnsi="Arial" w:cs="Arial"/>
+          <w:sz w:val="22"/>
+          <w:szCs w:val="22"/>
+        </w:rPr>
+        <w:t>s</w:t>
+      </w:r>
+      <w:r>
+        <w:rPr>
+          <w:rFonts w:ascii="Arial" w:hAnsi="Arial" w:cs="Arial"/>
+          <w:sz w:val="22"/>
+          <w:szCs w:val="22"/>
+        </w:rPr>
+        <w:t xml:space="preserve"> computed with </w:t>
       </w:r>
       <w:r>
         <w:rPr>
@@ -3940,7 +4407,7 @@
           <w:szCs w:val="22"/>
         </w:rPr>
         <w:drawing>
-          <wp:inline distT="0" distB="0" distL="0" distR="0" wp14:anchorId="5B940C41" wp14:editId="7D2A9F1C">
+          <wp:inline distT="0" distB="0" distL="0" distR="0" wp14:anchorId="5B940C41" wp14:editId="1BC13A0F">
             <wp:extent cx="5312664" cy="2423532"/>
             <wp:effectExtent l="0" t="0" r="0" b="2540"/>
             <wp:docPr id="1244867039" name="Picture 5" descr="A white text with black text&#10;&#10;AI-generated content may be incorrect."/>
